--- a/00-首页/题组Word/专项卷/二分册/专项卷X-教师版.docx
+++ b/00-首页/题组Word/专项卷/二分册/专项卷X-教师版.docx
@@ -2026,15 +2026,25 @@
         <w:rPr>
           <w:rFonts w:hint="eastAsia" w:ascii="Times New Roman" w:hAnsi="Times New Roman" w:eastAsia="Times New Roman" w:cs="Times New Roman"/>
         </w:rPr>
-        <w:t>（H</w:t>
-      </w:r>
-      <w:r>
-        <w:rPr>
-          <w:rFonts w:hint="eastAsia" w:ascii="Times New Roman" w:hAnsi="Times New Roman" w:eastAsia="Times New Roman" w:cs="Times New Roman"/>
-          <w:vertAlign w:val="superscript"/>
-        </w:rPr>
-        <w:t>+</w:t>
-      </w:r>
+        <w:t>（</w:t>
+      </w:r>
+      <m:oMath>
+        <m:sSup>
+          <m:e>
+            <m:r>
+              <m:t>H</m:t>
+            </m:r>
+          </m:e>
+          <m:sup>
+            <m:r>
+              <m:rPr>
+                <m:sty m:val="p"/>
+              </m:rPr>
+              <m:t>+</m:t>
+            </m:r>
+          </m:sup>
+        </m:sSup>
+      </m:oMath>
       <w:r>
         <w:rPr>
           <w:rFonts w:hint="eastAsia" w:ascii="Times New Roman" w:hAnsi="Times New Roman" w:eastAsia="Times New Roman" w:cs="Times New Roman"/>
@@ -2429,15 +2439,31 @@
         <w:rPr>
           <w:rFonts w:ascii="Times New Roman" w:hAnsi="Times New Roman" w:eastAsia="Times New Roman" w:cs="Times New Roman"/>
         </w:rPr>
-        <w:t xml:space="preserve"> KHSO</w:t>
-      </w:r>
-      <w:r>
-        <w:rPr>
-          <w:rFonts w:ascii="Times New Roman" w:hAnsi="Times New Roman" w:eastAsia="Times New Roman" w:cs="Times New Roman"/>
-          <w:vertAlign w:val="subscript"/>
-        </w:rPr>
-        <w:t>4</w:t>
-      </w:r>
+        <w:t xml:space="preserve"> </w:t>
+      </w:r>
+      <m:oMath>
+        <m:r>
+          <m:t>K</m:t>
+        </m:r>
+        <m:r>
+          <m:t>H</m:t>
+        </m:r>
+        <m:r>
+          <m:t>S</m:t>
+        </m:r>
+        <m:sSub>
+          <m:e>
+            <m:r>
+              <m:t>O</m:t>
+            </m:r>
+          </m:e>
+          <m:sub>
+            <m:r>
+              <m:t>4</m:t>
+            </m:r>
+          </m:sub>
+        </m:sSub>
+      </m:oMath>
     </w:p>
     <w:p>
       <w:pPr>
@@ -4036,15 +4062,25 @@
         <w:rPr>
           <w:rFonts w:ascii="Times New Roman" w:hAnsi="Times New Roman" w:eastAsia="Times New Roman" w:cs="Times New Roman"/>
         </w:rPr>
-        <w:t xml:space="preserve"> Cl</w:t>
-      </w:r>
-      <w:r>
-        <w:rPr>
-          <w:rFonts w:ascii="Times New Roman" w:hAnsi="Times New Roman" w:eastAsia="Times New Roman" w:cs="Times New Roman"/>
-          <w:vertAlign w:val="subscript"/>
-        </w:rPr>
-        <w:t>2</w:t>
-      </w:r>
+        <w:t xml:space="preserve"> </w:t>
+      </w:r>
+      <m:oMath>
+        <m:r>
+          <m:t>C</m:t>
+        </m:r>
+        <m:sSub>
+          <m:e>
+            <m:r>
+              <m:t>l</m:t>
+            </m:r>
+          </m:e>
+          <m:sub>
+            <m:r>
+              <m:t>2</m:t>
+            </m:r>
+          </m:sub>
+        </m:sSub>
+      </m:oMath>
       <w:r>
         <w:rPr>
           <w:rFonts w:ascii="Times New Roman" w:hAnsi="Times New Roman" w:eastAsia="Times New Roman" w:cs="Times New Roman"/>
@@ -4097,15 +4133,25 @@
         <w:rPr>
           <w:rFonts w:ascii="Times New Roman" w:hAnsi="Times New Roman" w:eastAsia="Times New Roman" w:cs="Times New Roman"/>
         </w:rPr>
-        <w:t xml:space="preserve"> Cl</w:t>
-      </w:r>
-      <w:r>
-        <w:rPr>
-          <w:rFonts w:ascii="Times New Roman" w:hAnsi="Times New Roman" w:eastAsia="Times New Roman" w:cs="Times New Roman"/>
-          <w:vertAlign w:val="subscript"/>
-        </w:rPr>
-        <w:t>2</w:t>
-      </w:r>
+        <w:t xml:space="preserve"> </w:t>
+      </w:r>
+      <m:oMath>
+        <m:r>
+          <m:t>C</m:t>
+        </m:r>
+        <m:sSub>
+          <m:e>
+            <m:r>
+              <m:t>l</m:t>
+            </m:r>
+          </m:e>
+          <m:sub>
+            <m:r>
+              <m:t>2</m:t>
+            </m:r>
+          </m:sub>
+        </m:sSub>
+      </m:oMath>
       <w:r>
         <w:rPr>
           <w:rFonts w:ascii="Times New Roman" w:hAnsi="Times New Roman" w:eastAsia="Times New Roman" w:cs="Times New Roman"/>
@@ -4122,15 +4168,31 @@
         <w:rPr>
           <w:rFonts w:ascii="Times New Roman" w:hAnsi="Times New Roman" w:eastAsia="Times New Roman" w:cs="Times New Roman"/>
         </w:rPr>
-        <w:t xml:space="preserve"> CaCO</w:t>
-      </w:r>
-      <w:r>
-        <w:rPr>
-          <w:rFonts w:ascii="Times New Roman" w:hAnsi="Times New Roman" w:eastAsia="Times New Roman" w:cs="Times New Roman"/>
-          <w:vertAlign w:val="subscript"/>
-        </w:rPr>
-        <w:t>3</w:t>
-      </w:r>
+        <w:t xml:space="preserve"> </w:t>
+      </w:r>
+      <m:oMath>
+        <m:r>
+          <m:t>C</m:t>
+        </m:r>
+        <m:r>
+          <m:t>a</m:t>
+        </m:r>
+        <m:r>
+          <m:t>C</m:t>
+        </m:r>
+        <m:sSub>
+          <m:e>
+            <m:r>
+              <m:t>O</m:t>
+            </m:r>
+          </m:e>
+          <m:sub>
+            <m:r>
+              <m:t>3</m:t>
+            </m:r>
+          </m:sub>
+        </m:sSub>
+      </m:oMath>
       <w:r>
         <w:rPr>
           <w:rFonts w:ascii="Times New Roman" w:hAnsi="Times New Roman" w:eastAsia="Times New Roman" w:cs="Times New Roman"/>
@@ -5877,15 +5939,25 @@
         <w:rPr>
           <w:rFonts w:ascii="Times New Roman" w:hAnsi="Times New Roman" w:eastAsia="Times New Roman" w:cs="Times New Roman"/>
         </w:rPr>
-        <w:t xml:space="preserve"> CO</w:t>
-      </w:r>
-      <w:r>
-        <w:rPr>
-          <w:rFonts w:ascii="Times New Roman" w:hAnsi="Times New Roman" w:eastAsia="Times New Roman" w:cs="Times New Roman"/>
-          <w:vertAlign w:val="subscript"/>
-        </w:rPr>
-        <w:t>2</w:t>
-      </w:r>
+        <w:t xml:space="preserve"> </w:t>
+      </w:r>
+      <m:oMath>
+        <m:r>
+          <m:t>C</m:t>
+        </m:r>
+        <m:sSub>
+          <m:e>
+            <m:r>
+              <m:t>O</m:t>
+            </m:r>
+          </m:e>
+          <m:sub>
+            <m:r>
+              <m:t>2</m:t>
+            </m:r>
+          </m:sub>
+        </m:sSub>
+      </m:oMath>
       <w:r>
         <w:rPr>
           <w:rFonts w:ascii="Times New Roman" w:hAnsi="Times New Roman" w:eastAsia="Times New Roman" w:cs="Times New Roman"/>
@@ -6414,15 +6486,25 @@
         <w:rPr>
           <w:rFonts w:hint="eastAsia" w:ascii="Times New Roman" w:hAnsi="Times New Roman" w:eastAsia="Times New Roman" w:cs="Times New Roman"/>
         </w:rPr>
-        <w:t>，H</w:t>
-      </w:r>
-      <w:r>
-        <w:rPr>
-          <w:rFonts w:hint="eastAsia" w:ascii="Times New Roman" w:hAnsi="Times New Roman" w:eastAsia="Times New Roman" w:cs="Times New Roman"/>
-          <w:vertAlign w:val="superscript"/>
-        </w:rPr>
-        <w:t>+</w:t>
-      </w:r>
+        <w:t>，</w:t>
+      </w:r>
+      <m:oMath>
+        <m:sSup>
+          <m:e>
+            <m:r>
+              <m:t>H</m:t>
+            </m:r>
+          </m:e>
+          <m:sup>
+            <m:r>
+              <m:rPr>
+                <m:sty m:val="p"/>
+              </m:rPr>
+              <m:t>+</m:t>
+            </m:r>
+          </m:sup>
+        </m:sSup>
+      </m:oMath>
       <w:r>
         <w:rPr>
           <w:rFonts w:ascii="Times New Roman" w:hAnsi="Times New Roman" w:eastAsia="Times New Roman" w:cs="Times New Roman"/>
@@ -6468,21 +6550,28 @@
         <w:rPr>
           <w:rFonts w:ascii="Times New Roman" w:hAnsi="Times New Roman" w:eastAsia="Times New Roman" w:cs="Times New Roman"/>
         </w:rPr>
-        <w:t xml:space="preserve"> 1 mol </w:t>
-      </w:r>
-      <w:r>
-        <w:rPr>
-          <w:rFonts w:hint="eastAsia" w:ascii="Times New Roman" w:hAnsi="Times New Roman" w:eastAsia="Times New Roman" w:cs="Times New Roman"/>
-        </w:rPr>
-        <w:t>O</w:t>
-      </w:r>
-      <w:r>
-        <w:rPr>
-          <w:rFonts w:hint="eastAsia" w:ascii="Times New Roman" w:hAnsi="Times New Roman" w:eastAsia="Times New Roman" w:cs="Times New Roman"/>
-          <w:vertAlign w:val="subscript"/>
-        </w:rPr>
-        <w:t>2</w:t>
-      </w:r>
+        <w:t xml:space="preserve"> 1 mol</w:t>
+      </w:r>
+      <w:r>
+        <w:rPr>
+          <w:rFonts w:ascii="Times New Roman" w:hAnsi="Times New Roman" w:eastAsia="Times New Roman" w:cs="Times New Roman"/>
+        </w:rPr>
+        <w:t xml:space="preserve"> </w:t>
+      </w:r>
+      <m:oMath>
+        <m:sSub>
+          <m:e>
+            <m:r>
+              <m:t>O</m:t>
+            </m:r>
+          </m:e>
+          <m:sub>
+            <m:r>
+              <m:t>2</m:t>
+            </m:r>
+          </m:sub>
+        </m:sSub>
+      </m:oMath>
       <w:r>
         <w:rPr>
           <w:rFonts w:hint="eastAsia" w:ascii="Times New Roman" w:hAnsi="Times New Roman" w:eastAsia="Times New Roman" w:cs="Times New Roman"/>
@@ -7507,15 +7596,28 @@
         <w:rPr>
           <w:rFonts w:hint="eastAsia" w:ascii="Times New Roman" w:hAnsi="Times New Roman" w:eastAsia="Times New Roman" w:cs="Times New Roman"/>
         </w:rPr>
-        <w:t>：LiO</w:t>
-      </w:r>
-      <w:r>
-        <w:rPr>
-          <w:rFonts w:hint="eastAsia" w:ascii="Times New Roman" w:hAnsi="Times New Roman" w:eastAsia="Times New Roman" w:cs="Times New Roman"/>
-          <w:vertAlign w:val="subscript"/>
-        </w:rPr>
-        <w:t>4</w:t>
-      </w:r>
+        <w:t>：</w:t>
+      </w:r>
+      <m:oMath>
+        <m:r>
+          <m:t>L</m:t>
+        </m:r>
+        <m:r>
+          <m:t>i</m:t>
+        </m:r>
+        <m:sSub>
+          <m:e>
+            <m:r>
+              <m:t>O</m:t>
+            </m:r>
+          </m:e>
+          <m:sub>
+            <m:r>
+              <m:t>4</m:t>
+            </m:r>
+          </m:sub>
+        </m:sSub>
+      </m:oMath>
       <w:r>
         <w:rPr>
           <w:rFonts w:ascii="Times New Roman" w:hAnsi="Times New Roman" w:eastAsia="Times New Roman" w:cs="Times New Roman"/>
@@ -7532,15 +7634,28 @@
         <w:rPr>
           <w:rFonts w:ascii="Times New Roman" w:hAnsi="Times New Roman" w:eastAsia="Times New Roman" w:cs="Times New Roman"/>
         </w:rPr>
-        <w:t xml:space="preserve"> MnO</w:t>
-      </w:r>
-      <w:r>
-        <w:rPr>
-          <w:rFonts w:ascii="Times New Roman" w:hAnsi="Times New Roman" w:eastAsia="Times New Roman" w:cs="Times New Roman"/>
-          <w:vertAlign w:val="subscript"/>
-        </w:rPr>
-        <w:t>6</w:t>
-      </w:r>
+        <w:t xml:space="preserve"> </w:t>
+      </w:r>
+      <m:oMath>
+        <m:r>
+          <m:t>M</m:t>
+        </m:r>
+        <m:r>
+          <m:t>n</m:t>
+        </m:r>
+        <m:sSub>
+          <m:e>
+            <m:r>
+              <m:t>O</m:t>
+            </m:r>
+          </m:e>
+          <m:sub>
+            <m:r>
+              <m:t>6</m:t>
+            </m:r>
+          </m:sub>
+        </m:sSub>
+      </m:oMath>
       <w:r>
         <w:rPr>
           <w:rFonts w:ascii="Times New Roman" w:hAnsi="Times New Roman" w:eastAsia="Times New Roman" w:cs="Times New Roman"/>
@@ -7575,15 +7690,28 @@
         <w:rPr>
           <w:rFonts w:hint="eastAsia" w:ascii="Times New Roman" w:hAnsi="Times New Roman" w:eastAsia="Times New Roman" w:cs="Times New Roman"/>
         </w:rPr>
-        <w:t>1:2，LiO</w:t>
-      </w:r>
-      <w:r>
-        <w:rPr>
-          <w:rFonts w:hint="eastAsia" w:ascii="Times New Roman" w:hAnsi="Times New Roman" w:eastAsia="Times New Roman" w:cs="Times New Roman"/>
-          <w:vertAlign w:val="subscript"/>
-        </w:rPr>
-        <w:t>4</w:t>
-      </w:r>
+        <w:t xml:space="preserve">1:2，</w:t>
+      </w:r>
+      <m:oMath>
+        <m:r>
+          <m:t>L</m:t>
+        </m:r>
+        <m:r>
+          <m:t>i</m:t>
+        </m:r>
+        <m:sSub>
+          <m:e>
+            <m:r>
+              <m:t>O</m:t>
+            </m:r>
+          </m:e>
+          <m:sub>
+            <m:r>
+              <m:t>4</m:t>
+            </m:r>
+          </m:sub>
+        </m:sSub>
+      </m:oMath>
       <w:r>
         <w:rPr>
           <w:rFonts w:ascii="Times New Roman" w:hAnsi="Times New Roman" w:eastAsia="Times New Roman" w:cs="Times New Roman"/>
@@ -7600,15 +7728,28 @@
         <w:rPr>
           <w:rFonts w:hint="eastAsia" w:ascii="Times New Roman" w:hAnsi="Times New Roman" w:eastAsia="Times New Roman" w:cs="Times New Roman"/>
         </w:rPr>
-        <w:t>，MnO</w:t>
-      </w:r>
-      <w:r>
-        <w:rPr>
-          <w:rFonts w:hint="eastAsia" w:ascii="Times New Roman" w:hAnsi="Times New Roman" w:eastAsia="Times New Roman" w:cs="Times New Roman"/>
-          <w:vertAlign w:val="subscript"/>
-        </w:rPr>
-        <w:t>6</w:t>
-      </w:r>
+        <w:t>，</w:t>
+      </w:r>
+      <m:oMath>
+        <m:r>
+          <m:t>M</m:t>
+        </m:r>
+        <m:r>
+          <m:t>n</m:t>
+        </m:r>
+        <m:sSub>
+          <m:e>
+            <m:r>
+              <m:t>O</m:t>
+            </m:r>
+          </m:e>
+          <m:sub>
+            <m:r>
+              <m:t>6</m:t>
+            </m:r>
+          </m:sub>
+        </m:sSub>
+      </m:oMath>
       <w:r>
         <w:rPr>
           <w:rFonts w:ascii="Times New Roman" w:hAnsi="Times New Roman" w:eastAsia="Times New Roman" w:cs="Times New Roman"/>
@@ -7625,15 +7766,28 @@
         <w:rPr>
           <w:rFonts w:ascii="Times New Roman" w:hAnsi="Times New Roman" w:eastAsia="Times New Roman" w:cs="Times New Roman"/>
         </w:rPr>
-        <w:t xml:space="preserve"> LiO</w:t>
-      </w:r>
-      <w:r>
-        <w:rPr>
-          <w:rFonts w:ascii="Times New Roman" w:hAnsi="Times New Roman" w:eastAsia="Times New Roman" w:cs="Times New Roman"/>
-          <w:vertAlign w:val="subscript"/>
-        </w:rPr>
-        <w:t>4</w:t>
-      </w:r>
+        <w:t xml:space="preserve"> </w:t>
+      </w:r>
+      <m:oMath>
+        <m:r>
+          <m:t>L</m:t>
+        </m:r>
+        <m:r>
+          <m:t>i</m:t>
+        </m:r>
+        <m:sSub>
+          <m:e>
+            <m:r>
+              <m:t>O</m:t>
+            </m:r>
+          </m:e>
+          <m:sub>
+            <m:r>
+              <m:t>4</m:t>
+            </m:r>
+          </m:sub>
+        </m:sSub>
+      </m:oMath>
       <w:r>
         <w:rPr>
           <w:rFonts w:ascii="Times New Roman" w:hAnsi="Times New Roman" w:eastAsia="Times New Roman" w:cs="Times New Roman"/>
@@ -11392,15 +11546,22 @@
         <w:rPr>
           <w:rFonts w:ascii="Times New Roman" w:hAnsi="Times New Roman" w:eastAsia="Times New Roman" w:cs="Times New Roman"/>
         </w:rPr>
-        <w:t xml:space="preserve"> O</w:t>
-      </w:r>
-      <w:r>
-        <w:rPr>
-          <w:rFonts w:ascii="Times New Roman" w:hAnsi="Times New Roman" w:eastAsia="Times New Roman" w:cs="Times New Roman"/>
-          <w:vertAlign w:val="subscript"/>
-        </w:rPr>
-        <w:t>2</w:t>
-      </w:r>
+        <w:t xml:space="preserve"> </w:t>
+      </w:r>
+      <m:oMath>
+        <m:sSub>
+          <m:e>
+            <m:r>
+              <m:t>O</m:t>
+            </m:r>
+          </m:e>
+          <m:sub>
+            <m:r>
+              <m:t>2</m:t>
+            </m:r>
+          </m:sub>
+        </m:sSub>
+      </m:oMath>
       <w:r>
         <w:rPr>
           <w:rFonts w:ascii="Times New Roman" w:hAnsi="Times New Roman" w:eastAsia="Times New Roman" w:cs="Times New Roman"/>
@@ -15093,21 +15254,48 @@
         <w:rPr>
           <w:rFonts w:ascii="Times New Roman" w:hAnsi="Times New Roman" w:eastAsia="Times New Roman" w:cs="Times New Roman"/>
         </w:rPr>
-        <w:t xml:space="preserve">/ </w:t>
-      </w:r>
-      <w:r>
-        <w:rPr>
-          <w:rFonts w:hint="eastAsia" w:ascii="Times New Roman" w:hAnsi="Times New Roman" w:eastAsia="Times New Roman" w:cs="Times New Roman"/>
-        </w:rPr>
-        <w:t>OCOCH</w:t>
-      </w:r>
-      <w:r>
-        <w:rPr>
-          <w:rFonts w:hint="eastAsia" w:ascii="Times New Roman" w:hAnsi="Times New Roman" w:eastAsia="Times New Roman" w:cs="Times New Roman"/>
-          <w:vertAlign w:val="subscript"/>
-        </w:rPr>
-        <w:t>3</w:t>
-      </w:r>
+        <w:t xml:space="preserve">/</w:t>
+      </w:r>
+      <w:r>
+        <w:rPr>
+          <w:rFonts w:ascii="Times New Roman" w:hAnsi="Times New Roman" w:eastAsia="Times New Roman" w:cs="Times New Roman"/>
+        </w:rPr>
+        <w:t xml:space="preserve"> </w:t>
+      </w:r>
+      <m:oMath>
+        <m:oMathPr>
+          <m:ctrlPr>
+            <w:rPr>
+              <w:sz w:val="28"/>
+              <w:szCs w:val="28"/>
+            </w:rPr>
+          </m:ctrlPr>
+        </m:oMathPr>
+        <m:r>
+          <m:t>O</m:t>
+        </m:r>
+        <m:r>
+          <m:t>C</m:t>
+        </m:r>
+        <m:r>
+          <m:t>O</m:t>
+        </m:r>
+        <m:r>
+          <m:t>C</m:t>
+        </m:r>
+        <m:sSub>
+          <m:e>
+            <m:r>
+              <m:t>H</m:t>
+            </m:r>
+          </m:e>
+          <m:sub>
+            <m:r>
+              <m:t>3</m:t>
+            </m:r>
+          </m:sub>
+        </m:sSub>
+      </m:oMath>
       <w:r>
         <w:rPr>
           <w:rFonts w:hint="eastAsia" w:ascii="Times New Roman" w:hAnsi="Times New Roman" w:eastAsia="Times New Roman" w:cs="Times New Roman"/>
@@ -17215,15 +17403,25 @@
         <w:rPr>
           <w:rFonts w:ascii="Times New Roman" w:hAnsi="Times New Roman" w:eastAsia="Times New Roman" w:cs="Times New Roman"/>
         </w:rPr>
-        <w:t xml:space="preserve"> SO</w:t>
-      </w:r>
-      <w:r>
-        <w:rPr>
-          <w:rFonts w:ascii="Times New Roman" w:hAnsi="Times New Roman" w:eastAsia="Times New Roman" w:cs="Times New Roman"/>
-          <w:vertAlign w:val="subscript"/>
-        </w:rPr>
-        <w:t>2</w:t>
-      </w:r>
+        <w:t xml:space="preserve"> </w:t>
+      </w:r>
+      <m:oMath>
+        <m:r>
+          <m:t>S</m:t>
+        </m:r>
+        <m:sSub>
+          <m:e>
+            <m:r>
+              <m:t>O</m:t>
+            </m:r>
+          </m:e>
+          <m:sub>
+            <m:r>
+              <m:t>2</m:t>
+            </m:r>
+          </m:sub>
+        </m:sSub>
+      </m:oMath>
       <w:r>
         <w:rPr>
           <w:rFonts w:ascii="Times New Roman" w:hAnsi="Times New Roman" w:eastAsia="Times New Roman" w:cs="Times New Roman"/>
@@ -17264,15 +17462,31 @@
         <w:rPr>
           <w:rFonts w:ascii="Times New Roman" w:hAnsi="Times New Roman" w:eastAsia="Times New Roman" w:cs="Times New Roman"/>
         </w:rPr>
-        <w:t xml:space="preserve"> KMnO</w:t>
-      </w:r>
-      <w:r>
-        <w:rPr>
-          <w:rFonts w:ascii="Times New Roman" w:hAnsi="Times New Roman" w:eastAsia="Times New Roman" w:cs="Times New Roman"/>
-          <w:vertAlign w:val="subscript"/>
-        </w:rPr>
-        <w:t>4</w:t>
-      </w:r>
+        <w:t xml:space="preserve"> </w:t>
+      </w:r>
+      <m:oMath>
+        <m:r>
+          <m:t>K</m:t>
+        </m:r>
+        <m:r>
+          <m:t>M</m:t>
+        </m:r>
+        <m:r>
+          <m:t>n</m:t>
+        </m:r>
+        <m:sSub>
+          <m:e>
+            <m:r>
+              <m:t>O</m:t>
+            </m:r>
+          </m:e>
+          <m:sub>
+            <m:r>
+              <m:t>4</m:t>
+            </m:r>
+          </m:sub>
+        </m:sSub>
+      </m:oMath>
       <w:r>
         <w:rPr>
           <w:rFonts w:ascii="Times New Roman" w:hAnsi="Times New Roman" w:eastAsia="Times New Roman" w:cs="Times New Roman"/>
@@ -17313,15 +17527,31 @@
         <w:rPr>
           <w:rFonts w:ascii="Times New Roman" w:hAnsi="Times New Roman" w:eastAsia="Times New Roman" w:cs="Times New Roman"/>
         </w:rPr>
-        <w:t xml:space="preserve"> AgNO</w:t>
-      </w:r>
-      <w:r>
-        <w:rPr>
-          <w:rFonts w:ascii="Times New Roman" w:hAnsi="Times New Roman" w:eastAsia="Times New Roman" w:cs="Times New Roman"/>
-          <w:vertAlign w:val="subscript"/>
-        </w:rPr>
-        <w:t>3</w:t>
-      </w:r>
+        <w:t xml:space="preserve"> </w:t>
+      </w:r>
+      <m:oMath>
+        <m:r>
+          <m:t>A</m:t>
+        </m:r>
+        <m:r>
+          <m:t>g</m:t>
+        </m:r>
+        <m:r>
+          <m:t>N</m:t>
+        </m:r>
+        <m:sSub>
+          <m:e>
+            <m:r>
+              <m:t>O</m:t>
+            </m:r>
+          </m:e>
+          <m:sub>
+            <m:r>
+              <m:t>3</m:t>
+            </m:r>
+          </m:sub>
+        </m:sSub>
+      </m:oMath>
       <w:r>
         <w:rPr>
           <w:rFonts w:ascii="Times New Roman" w:hAnsi="Times New Roman" w:eastAsia="Times New Roman" w:cs="Times New Roman"/>
@@ -20931,7 +21161,7 @@
     <ns0:name ns0:val="Verbatim Char"/>
     <ns0:basedOn ns0:val="BodyTextChar"/>
     <ns0:rPr>
-      <ns0:rFonts ns0:ascii="Times New Roman" ns0:cs="Times New Roman" ns0:eastAsia="FangSong" ns0:hAnsi="Times New Roman"/>
+      <ns0:rFonts ns0:ascii="SimSun" ns0:cs="SimSun" ns0:eastAsia="SimSun" ns0:hAnsi="SimSun"/>
       <ns0:b ns0:val="0"/>
       <ns0:sz ns0:val="20"/>
     </ns0:rPr>
@@ -20993,7 +21223,7 @@
       <w:wordWrap w:val="off"/>
     </w:pPr>
     <ns0:rPr>
-      <w:rFonts ns0:ascii="Times New Roman" ns0:hAnsi="Times New Roman" ns0:eastAsia="FangSong" ns0:cs="Times New Roman"/>
+      <w:rFonts ns0:ascii="SimSun" ns0:hAnsi="SimSun" ns0:eastAsia="SimSun" ns0:cs="SimSun"/>
     </ns0:rPr>
   </w:style>
   <w:style w:type="character" w:customStyle="1" w:styleId="KeywordTok">

--- a/00-首页/题组Word/专项卷/二分册/专项卷X-教师版.docx
+++ b/00-首页/题组Word/专项卷/二分册/专项卷X-教师版.docx
@@ -6658,7 +6658,7 @@
         </w:rPr>
         <w:drawing>
           <wp:inline>
-            <wp:extent cx="3240000" cy="2635685"/>
+            <wp:extent cx="3218157" cy="2635685"/>
             <wp:effectExtent b="0" l="0" r="0" t="0"/>
             <wp:docPr descr="" title="" id="27" name="Picture"/>
             <a:graphic>
@@ -6679,7 +6679,7 @@
                   <pic:spPr bwMode="auto">
                     <a:xfrm>
                       <a:off x="0" y="0"/>
-                      <a:ext cx="3240000" cy="2635685"/>
+                      <a:ext cx="3218157" cy="2635685"/>
                     </a:xfrm>
                     <a:prstGeom prst="rect">
                       <a:avLst/>
@@ -7451,7 +7451,7 @@
         </w:rPr>
         <w:drawing>
           <wp:inline>
-            <wp:extent cx="2520000" cy="3878297"/>
+            <wp:extent cx="2498949" cy="3878297"/>
             <wp:effectExtent b="0" l="0" r="0" t="0"/>
             <wp:docPr descr="" title="" id="34" name="Picture"/>
             <a:graphic>
@@ -7472,7 +7472,7 @@
                   <pic:spPr bwMode="auto">
                     <a:xfrm>
                       <a:off x="0" y="0"/>
-                      <a:ext cx="2520000" cy="3878297"/>
+                      <a:ext cx="2498949" cy="3878297"/>
                     </a:xfrm>
                     <a:prstGeom prst="rect">
                       <a:avLst/>
@@ -7887,7 +7887,7 @@
         </w:rPr>
         <w:drawing>
           <wp:inline>
-            <wp:extent cx="3240000" cy="2634337"/>
+            <wp:extent cx="3240000" cy="2581416"/>
             <wp:effectExtent b="0" l="0" r="0" t="0"/>
             <wp:docPr descr="" title="" id="37" name="Picture"/>
             <a:graphic>
@@ -7908,7 +7908,7 @@
                   <pic:spPr bwMode="auto">
                     <a:xfrm>
                       <a:off x="0" y="0"/>
-                      <a:ext cx="3240000" cy="2634337"/>
+                      <a:ext cx="3240000" cy="2581416"/>
                     </a:xfrm>
                     <a:prstGeom prst="rect">
                       <a:avLst/>
@@ -9378,6 +9378,8 @@
     <w:p>
       <w:pPr>
         <w:pStyle w:val="FirstParagraph"/>
+        <w:ind w:left="480" w:hanging="480"/>
+        <w:spacing w:after="0"/>
       </w:pPr>
       <w:r>
         <w:rPr>
@@ -9638,6 +9640,13 @@
         </w:rPr>
         <w:t xml:space="preserve"> </w:t>
       </w:r>
+    </w:p>
+    <w:p>
+      <w:pPr>
+        <w:pStyle w:val="FirstParagraph"/>
+        <w:ind w:left="480" w:hanging="480"/>
+        <w:spacing w:before="0" w:after="0"/>
+      </w:pPr>
       <w:r>
         <w:rPr>
           <w:rFonts w:ascii="Times New Roman" w:hAnsi="Times New Roman" w:eastAsia="Times New Roman" w:cs="Times New Roman"/>
@@ -9739,7 +9748,20 @@
         <w:rPr>
           <w:rFonts w:ascii="Times New Roman" w:hAnsi="Times New Roman" w:eastAsia="Times New Roman" w:cs="Times New Roman"/>
         </w:rPr>
-        <w:t xml:space="preserve">　B.</w:t>
+        <w:t xml:space="preserve">　</w:t>
+      </w:r>
+    </w:p>
+    <w:p>
+      <w:pPr>
+        <w:pStyle w:val="FirstParagraph"/>
+        <w:ind w:left="480" w:hanging="480"/>
+        <w:spacing w:before="0" w:after="0"/>
+      </w:pPr>
+      <w:r>
+        <w:rPr>
+          <w:rFonts w:ascii="Times New Roman" w:hAnsi="Times New Roman" w:eastAsia="Times New Roman" w:cs="Times New Roman"/>
+        </w:rPr>
+        <w:t xml:space="preserve">B.</w:t>
       </w:r>
       <w:r>
         <w:rPr>
@@ -9841,6 +9863,13 @@
         </w:rPr>
         <w:t xml:space="preserve"> </w:t>
       </w:r>
+    </w:p>
+    <w:p>
+      <w:pPr>
+        <w:pStyle w:val="FirstParagraph"/>
+        <w:ind w:left="480" w:hanging="480"/>
+        <w:spacing w:before="0" w:after="0"/>
+      </w:pPr>
       <w:r>
         <w:rPr>
           <w:rFonts w:ascii="Times New Roman" w:hAnsi="Times New Roman" w:eastAsia="Times New Roman" w:cs="Times New Roman"/>
@@ -9954,7 +9983,20 @@
         <w:rPr>
           <w:rFonts w:ascii="Times New Roman" w:hAnsi="Times New Roman" w:eastAsia="Times New Roman" w:cs="Times New Roman"/>
         </w:rPr>
-        <w:t xml:space="preserve">　D.</w:t>
+        <w:t xml:space="preserve">　</w:t>
+      </w:r>
+    </w:p>
+    <w:p>
+      <w:pPr>
+        <w:pStyle w:val="FirstParagraph"/>
+        <w:ind w:left="480" w:hanging="480"/>
+        <w:spacing w:before="0" w:after="180"/>
+      </w:pPr>
+      <w:r>
+        <w:rPr>
+          <w:rFonts w:ascii="Times New Roman" w:hAnsi="Times New Roman" w:eastAsia="Times New Roman" w:cs="Times New Roman"/>
+        </w:rPr>
+        <w:t xml:space="preserve">D.</w:t>
       </w:r>
       <w:r>
         <w:rPr>
@@ -10337,6 +10379,8 @@
     <w:p>
       <w:pPr>
         <w:pStyle w:val="FirstParagraph"/>
+        <w:ind w:left="480" w:hanging="480"/>
+        <w:spacing w:after="0"/>
       </w:pPr>
       <w:r>
         <w:rPr>
@@ -10536,6 +10580,13 @@
         </w:rPr>
         <w:t xml:space="preserve"> </w:t>
       </w:r>
+    </w:p>
+    <w:p>
+      <w:pPr>
+        <w:pStyle w:val="FirstParagraph"/>
+        <w:ind w:left="480" w:hanging="480"/>
+        <w:spacing w:before="0" w:after="0"/>
+      </w:pPr>
       <w:r>
         <w:rPr>
           <w:rFonts w:ascii="Times New Roman" w:hAnsi="Times New Roman" w:eastAsia="Times New Roman" w:cs="Times New Roman"/>
@@ -10634,7 +10685,20 @@
         <w:rPr>
           <w:rFonts w:ascii="Times New Roman" w:hAnsi="Times New Roman" w:eastAsia="Times New Roman" w:cs="Times New Roman"/>
         </w:rPr>
-        <w:t xml:space="preserve">　B. </w:t>
+        <w:t xml:space="preserve">　</w:t>
+      </w:r>
+    </w:p>
+    <w:p>
+      <w:pPr>
+        <w:pStyle w:val="FirstParagraph"/>
+        <w:ind w:left="480" w:hanging="480"/>
+        <w:spacing w:before="0" w:after="0"/>
+      </w:pPr>
+      <w:r>
+        <w:rPr>
+          <w:rFonts w:ascii="Times New Roman" w:hAnsi="Times New Roman" w:eastAsia="Times New Roman" w:cs="Times New Roman"/>
+        </w:rPr>
+        <w:t xml:space="preserve">B. </w:t>
       </w:r>
       <w:r>
         <w:rPr>
@@ -10728,7 +10792,20 @@
         <w:rPr>
           <w:rFonts w:ascii="Times New Roman" w:hAnsi="Times New Roman" w:eastAsia="Times New Roman" w:cs="Times New Roman"/>
         </w:rPr>
-        <w:t xml:space="preserve">　C. </w:t>
+        <w:t xml:space="preserve">　</w:t>
+      </w:r>
+    </w:p>
+    <w:p>
+      <w:pPr>
+        <w:pStyle w:val="FirstParagraph"/>
+        <w:ind w:left="480" w:hanging="480"/>
+        <w:spacing w:before="0" w:after="0"/>
+      </w:pPr>
+      <w:r>
+        <w:rPr>
+          <w:rFonts w:ascii="Times New Roman" w:hAnsi="Times New Roman" w:eastAsia="Times New Roman" w:cs="Times New Roman"/>
+        </w:rPr>
+        <w:t xml:space="preserve">C. </w:t>
       </w:r>
       <w:r>
         <w:rPr>
@@ -10822,7 +10899,20 @@
         <w:rPr>
           <w:rFonts w:ascii="Times New Roman" w:hAnsi="Times New Roman" w:eastAsia="Times New Roman" w:cs="Times New Roman"/>
         </w:rPr>
-        <w:t xml:space="preserve">　D. </w:t>
+        <w:t xml:space="preserve">　</w:t>
+      </w:r>
+    </w:p>
+    <w:p>
+      <w:pPr>
+        <w:pStyle w:val="FirstParagraph"/>
+        <w:ind w:left="480" w:hanging="480"/>
+        <w:spacing w:before="0" w:after="180"/>
+      </w:pPr>
+      <w:r>
+        <w:rPr>
+          <w:rFonts w:ascii="Times New Roman" w:hAnsi="Times New Roman" w:eastAsia="Times New Roman" w:cs="Times New Roman"/>
+        </w:rPr>
+        <w:t xml:space="preserve">D. </w:t>
       </w:r>
       <w:r>
         <w:rPr>
@@ -12057,7 +12147,7 @@
         </w:rPr>
         <w:drawing>
           <wp:inline>
-            <wp:extent cx="2895600" cy="2095500"/>
+            <wp:extent cx="2895600" cy="2083260"/>
             <wp:effectExtent b="0" l="0" r="0" t="0"/>
             <wp:docPr descr="" title="" id="58" name="Picture"/>
             <a:graphic>
@@ -12078,7 +12168,7 @@
                   <pic:spPr bwMode="auto">
                     <a:xfrm>
                       <a:off x="0" y="0"/>
-                      <a:ext cx="2895600" cy="2095500"/>
+                      <a:ext cx="2895600" cy="2083260"/>
                     </a:xfrm>
                     <a:prstGeom prst="rect">
                       <a:avLst/>
@@ -12109,7 +12199,7 @@
         </w:rPr>
         <w:drawing>
           <wp:inline>
-            <wp:extent cx="3600000" cy="2495705"/>
+            <wp:extent cx="3552445" cy="2495705"/>
             <wp:effectExtent b="0" l="0" r="0" t="0"/>
             <wp:docPr descr="" title="" id="61" name="Picture"/>
             <a:graphic>
@@ -12130,7 +12220,7 @@
                   <pic:spPr bwMode="auto">
                     <a:xfrm>
                       <a:off x="0" y="0"/>
-                      <a:ext cx="3600000" cy="2495705"/>
+                      <a:ext cx="3552445" cy="2495705"/>
                     </a:xfrm>
                     <a:prstGeom prst="rect">
                       <a:avLst/>
@@ -12161,7 +12251,7 @@
         </w:rPr>
         <w:drawing>
           <wp:inline>
-            <wp:extent cx="2336800" cy="2870200"/>
+            <wp:extent cx="2304060" cy="2870200"/>
             <wp:effectExtent b="0" l="0" r="0" t="0"/>
             <wp:docPr descr="" title="" id="64" name="Picture"/>
             <a:graphic>
@@ -12182,7 +12272,7 @@
                   <pic:spPr bwMode="auto">
                     <a:xfrm>
                       <a:off x="0" y="0"/>
-                      <a:ext cx="2336800" cy="2870200"/>
+                      <a:ext cx="2304060" cy="2870200"/>
                     </a:xfrm>
                     <a:prstGeom prst="rect">
                       <a:avLst/>
@@ -12213,7 +12303,7 @@
         </w:rPr>
         <w:drawing>
           <wp:inline>
-            <wp:extent cx="3600000" cy="1449664"/>
+            <wp:extent cx="3600000" cy="1331507"/>
             <wp:effectExtent b="0" l="0" r="0" t="0"/>
             <wp:docPr descr="" title="" id="67" name="Picture"/>
             <a:graphic>
@@ -12234,7 +12324,7 @@
                   <pic:spPr bwMode="auto">
                     <a:xfrm>
                       <a:off x="0" y="0"/>
-                      <a:ext cx="3600000" cy="1449664"/>
+                      <a:ext cx="3600000" cy="1331507"/>
                     </a:xfrm>
                     <a:prstGeom prst="rect">
                       <a:avLst/>
@@ -12265,7 +12355,7 @@
         </w:rPr>
         <w:drawing>
           <wp:inline>
-            <wp:extent cx="3600000" cy="2638356"/>
+            <wp:extent cx="3600000" cy="2573239"/>
             <wp:effectExtent b="0" l="0" r="0" t="0"/>
             <wp:docPr descr="" title="" id="70" name="Picture"/>
             <a:graphic>
@@ -12286,7 +12376,7 @@
                   <pic:spPr bwMode="auto">
                     <a:xfrm>
                       <a:off x="0" y="0"/>
-                      <a:ext cx="3600000" cy="2638356"/>
+                      <a:ext cx="3600000" cy="2573239"/>
                     </a:xfrm>
                     <a:prstGeom prst="rect">
                       <a:avLst/>
@@ -12317,7 +12407,7 @@
         </w:rPr>
         <w:drawing>
           <wp:inline>
-            <wp:extent cx="3327400" cy="1219200"/>
+            <wp:extent cx="3327400" cy="1075006"/>
             <wp:effectExtent b="0" l="0" r="0" t="0"/>
             <wp:docPr descr="" title="" id="73" name="Picture"/>
             <a:graphic>
@@ -12338,7 +12428,7 @@
                   <pic:spPr bwMode="auto">
                     <a:xfrm>
                       <a:off x="0" y="0"/>
-                      <a:ext cx="3327400" cy="1219200"/>
+                      <a:ext cx="3327400" cy="1075006"/>
                     </a:xfrm>
                     <a:prstGeom prst="rect">
                       <a:avLst/>
@@ -12369,7 +12459,7 @@
         </w:rPr>
         <w:drawing>
           <wp:inline>
-            <wp:extent cx="3600000" cy="2510526"/>
+            <wp:extent cx="3575969" cy="2510526"/>
             <wp:effectExtent b="0" l="0" r="0" t="0"/>
             <wp:docPr descr="" title="" id="76" name="Picture"/>
             <a:graphic>
@@ -12390,7 +12480,7 @@
                   <pic:spPr bwMode="auto">
                     <a:xfrm>
                       <a:off x="0" y="0"/>
-                      <a:ext cx="3600000" cy="2510526"/>
+                      <a:ext cx="3575969" cy="2510526"/>
                     </a:xfrm>
                     <a:prstGeom prst="rect">
                       <a:avLst/>
@@ -12421,7 +12511,7 @@
         </w:rPr>
         <w:drawing>
           <wp:inline>
-            <wp:extent cx="1800000" cy="1800000"/>
+            <wp:extent cx="1800000" cy="1764000"/>
             <wp:effectExtent b="0" l="0" r="0" t="0"/>
             <wp:docPr descr="" title="" id="79" name="Picture"/>
             <a:graphic>
@@ -12442,7 +12532,7 @@
                   <pic:spPr bwMode="auto">
                     <a:xfrm>
                       <a:off x="0" y="0"/>
-                      <a:ext cx="1800000" cy="1800000"/>
+                      <a:ext cx="1800000" cy="1764000"/>
                     </a:xfrm>
                     <a:prstGeom prst="rect">
                       <a:avLst/>
@@ -12473,7 +12563,7 @@
         </w:rPr>
         <w:drawing>
           <wp:inline>
-            <wp:extent cx="2336800" cy="2235200"/>
+            <wp:extent cx="2262130" cy="2235200"/>
             <wp:effectExtent b="0" l="0" r="0" t="0"/>
             <wp:docPr descr="" title="" id="82" name="Picture"/>
             <a:graphic>
@@ -12494,7 +12584,7 @@
                   <pic:spPr bwMode="auto">
                     <a:xfrm>
                       <a:off x="0" y="0"/>
-                      <a:ext cx="2336800" cy="2235200"/>
+                      <a:ext cx="2262130" cy="2235200"/>
                     </a:xfrm>
                     <a:prstGeom prst="rect">
                       <a:avLst/>
@@ -12691,6 +12781,8 @@
     <w:p>
       <w:pPr>
         <w:pStyle w:val="FirstParagraph"/>
+        <w:ind w:left="480" w:hanging="480"/>
+        <w:spacing w:after="0"/>
       </w:pPr>
       <w:r>
         <w:rPr>
@@ -12906,6 +12998,13 @@
         </w:rPr>
         <w:t xml:space="preserve"> </w:t>
       </w:r>
+    </w:p>
+    <w:p>
+      <w:pPr>
+        <w:pStyle w:val="FirstParagraph"/>
+        <w:ind w:left="480" w:hanging="480"/>
+        <w:spacing w:before="0" w:after="0"/>
+      </w:pPr>
       <w:r>
         <w:rPr>
           <w:rFonts w:ascii="Times New Roman" w:hAnsi="Times New Roman" w:eastAsia="Times New Roman" w:cs="Times New Roman"/>
@@ -13165,6 +13264,13 @@
         </w:rPr>
         <w:t xml:space="preserve"> </w:t>
       </w:r>
+    </w:p>
+    <w:p>
+      <w:pPr>
+        <w:pStyle w:val="FirstParagraph"/>
+        <w:ind w:left="480" w:hanging="480"/>
+        <w:spacing w:before="0" w:after="0"/>
+      </w:pPr>
       <w:r>
         <w:rPr>
           <w:rFonts w:ascii="Times New Roman" w:hAnsi="Times New Roman" w:eastAsia="Times New Roman" w:cs="Times New Roman"/>
@@ -13427,6 +13533,13 @@
         </w:rPr>
         <w:t xml:space="preserve"> </w:t>
       </w:r>
+    </w:p>
+    <w:p>
+      <w:pPr>
+        <w:pStyle w:val="FirstParagraph"/>
+        <w:ind w:left="480" w:hanging="480"/>
+        <w:spacing w:before="0" w:after="180"/>
+      </w:pPr>
       <w:r>
         <w:rPr>
           <w:rFonts w:ascii="Times New Roman" w:hAnsi="Times New Roman" w:eastAsia="Times New Roman" w:cs="Times New Roman"/>
@@ -15052,7 +15165,7 @@
         </w:rPr>
         <w:drawing>
           <wp:inline>
-            <wp:extent cx="3600000" cy="1347368"/>
+            <wp:extent cx="3585964" cy="1347368"/>
             <wp:effectExtent b="0" l="0" r="0" t="0"/>
             <wp:docPr descr="" title="" id="100" name="Picture"/>
             <a:graphic>
@@ -15073,7 +15186,7 @@
                   <pic:spPr bwMode="auto">
                     <a:xfrm>
                       <a:off x="0" y="0"/>
-                      <a:ext cx="3600000" cy="1347368"/>
+                      <a:ext cx="3585964" cy="1347368"/>
                     </a:xfrm>
                     <a:prstGeom prst="rect">
                       <a:avLst/>
@@ -15579,7 +15692,7 @@
         </w:rPr>
         <w:drawing>
           <wp:inline>
-            <wp:extent cx="3240000" cy="2652046"/>
+            <wp:extent cx="3215766" cy="2652046"/>
             <wp:effectExtent b="0" l="0" r="0" t="0"/>
             <wp:docPr descr="" title="" id="105" name="Picture"/>
             <a:graphic>
@@ -15600,7 +15713,7 @@
                   <pic:spPr bwMode="auto">
                     <a:xfrm>
                       <a:off x="0" y="0"/>
-                      <a:ext cx="3240000" cy="2652046"/>
+                      <a:ext cx="3215766" cy="2652046"/>
                     </a:xfrm>
                     <a:prstGeom prst="rect">
                       <a:avLst/>
@@ -15678,7 +15791,7 @@
         </w:rPr>
         <w:drawing>
           <wp:inline>
-            <wp:extent cx="3600000" cy="1574468"/>
+            <wp:extent cx="3600000" cy="1555131"/>
             <wp:effectExtent b="0" l="0" r="0" t="0"/>
             <wp:docPr descr="" title="" id="108" name="Picture"/>
             <a:graphic>
@@ -15699,7 +15812,7 @@
                   <pic:spPr bwMode="auto">
                     <a:xfrm>
                       <a:off x="0" y="0"/>
-                      <a:ext cx="3600000" cy="1574468"/>
+                      <a:ext cx="3600000" cy="1555131"/>
                     </a:xfrm>
                     <a:prstGeom prst="rect">
                       <a:avLst/>
@@ -16812,7 +16925,7 @@
         </w:rPr>
         <w:drawing>
           <wp:inline>
-            <wp:extent cx="3600000" cy="1983792"/>
+            <wp:extent cx="3594164" cy="1983792"/>
             <wp:effectExtent b="0" l="0" r="0" t="0"/>
             <wp:docPr descr="" title="" id="116" name="Picture"/>
             <a:graphic>
@@ -16833,7 +16946,7 @@
                   <pic:spPr bwMode="auto">
                     <a:xfrm>
                       <a:off x="0" y="0"/>
-                      <a:ext cx="3600000" cy="1983792"/>
+                      <a:ext cx="3594164" cy="1983792"/>
                     </a:xfrm>
                     <a:prstGeom prst="rect">
                       <a:avLst/>
@@ -16881,7 +16994,7 @@
         </w:rPr>
         <w:drawing>
           <wp:inline>
-            <wp:extent cx="3240000" cy="3185849"/>
+            <wp:extent cx="3240000" cy="3149749"/>
             <wp:effectExtent b="0" l="0" r="0" t="0"/>
             <wp:docPr descr="" title="" id="119" name="Picture"/>
             <a:graphic>
@@ -16902,7 +17015,7 @@
                   <pic:spPr bwMode="auto">
                     <a:xfrm>
                       <a:off x="0" y="0"/>
-                      <a:ext cx="3240000" cy="3185849"/>
+                      <a:ext cx="3240000" cy="3149749"/>
                     </a:xfrm>
                     <a:prstGeom prst="rect">
                       <a:avLst/>

--- a/00-首页/题组Word/专项卷/二分册/专项卷X-教师版.docx
+++ b/00-首页/题组Word/专项卷/二分册/专项卷X-教师版.docx
@@ -1007,6 +1007,14 @@
         <w:tblStyle w:val="Table"/>
         <w:tblW w:type="pct" w:w="5000"/>
         <w:tblLayout w:type="fixed"/>
+        <w:tblBorders>
+          <w:top w:val="single" w:sz="12" w:space="0" w:color="000000"/>
+          <w:left w:val="none" w:sz="0" w:space="0" w:color="auto"/>
+          <w:bottom w:val="single" w:sz="12" w:space="0" w:color="000000"/>
+          <w:right w:val="none" w:sz="0" w:space="0" w:color="auto"/>
+          <w:insideH w:val="none" w:sz="0" w:space="0" w:color="auto"/>
+          <w:insideV w:val="none" w:sz="0" w:space="0" w:color="auto"/>
+        </w:tblBorders>
         <w:tblLook w:firstRow="1" w:lastRow="0" w:firstColumn="0" w:lastColumn="0" w:noHBand="0" w:noVBand="0" w:val="0020"/>
       </w:tblPr>
       <w:tblGrid>
@@ -1020,7 +1028,11 @@
           <w:tblHeader w:val="on"/>
         </w:trPr>
         <w:tc>
-          <w:tcPr/>
+          <w:tcPr>
+            <w:tcBorders>
+              <w:bottom w:val="single" w:sz="8" w:space="0" w:color="000000"/>
+            </w:tcBorders>
+          </w:tcPr>
           <w:p>
             <w:pPr>
               <w:pStyle w:val="Compact"/>
@@ -1036,7 +1048,11 @@
           </w:p>
         </w:tc>
         <w:tc>
-          <w:tcPr/>
+          <w:tcPr>
+            <w:tcBorders>
+              <w:bottom w:val="single" w:sz="8" w:space="0" w:color="000000"/>
+            </w:tcBorders>
+          </w:tcPr>
           <w:p>
             <w:pPr>
               <w:pStyle w:val="Compact"/>
@@ -1134,7 +1150,11 @@
           </w:p>
         </w:tc>
         <w:tc>
-          <w:tcPr/>
+          <w:tcPr>
+            <w:tcBorders>
+              <w:bottom w:val="single" w:sz="8" w:space="0" w:color="000000"/>
+            </w:tcBorders>
+          </w:tcPr>
           <w:p>
             <w:pPr>
               <w:pStyle w:val="Compact"/>
@@ -1206,7 +1226,11 @@
           </w:p>
         </w:tc>
         <w:tc>
-          <w:tcPr/>
+          <w:tcPr>
+            <w:tcBorders>
+              <w:bottom w:val="single" w:sz="8" w:space="0" w:color="000000"/>
+            </w:tcBorders>
+          </w:tcPr>
           <w:p>
             <w:pPr>
               <w:pStyle w:val="Compact"/>
@@ -4556,6 +4580,7 @@
     <w:p>
       <w:pPr>
         <w:pStyle w:val="BodyText"/>
+        <w:spacing w:before="0" w:after="0"/>
       </w:pPr>
       <w:r>
         <w:rPr>
@@ -4799,6 +4824,7 @@
     <w:p>
       <w:pPr>
         <w:pStyle w:val="BodyText"/>
+        <w:spacing w:before="0" w:after="0"/>
       </w:pPr>
       <w:r>
         <w:rPr>
@@ -5042,6 +5068,7 @@
     <w:p>
       <w:pPr>
         <w:pStyle w:val="BodyText"/>
+        <w:spacing w:before="0" w:after="0"/>
       </w:pPr>
       <w:r>
         <w:rPr>
@@ -5285,6 +5312,7 @@
     <w:p>
       <w:pPr>
         <w:pStyle w:val="BodyText"/>
+        <w:spacing w:before="0" w:after="0"/>
       </w:pPr>
       <w:r>
         <w:rPr>
@@ -6281,6 +6309,7 @@
     <w:p>
       <w:pPr>
         <w:pStyle w:val="BodyText"/>
+        <w:spacing w:before="0" w:after="0"/>
       </w:pPr>
       <w:r>
         <w:rPr>
@@ -6298,6 +6327,7 @@
     <w:p>
       <w:pPr>
         <w:pStyle w:val="BodyText"/>
+        <w:spacing w:before="0" w:after="0"/>
       </w:pPr>
       <w:r>
         <w:rPr>
@@ -6469,6 +6499,7 @@
     <w:p>
       <w:pPr>
         <w:pStyle w:val="BodyText"/>
+        <w:spacing w:before="0" w:after="0"/>
       </w:pPr>
       <w:r>
         <w:rPr>
@@ -6521,6 +6552,7 @@
     <w:p>
       <w:pPr>
         <w:pStyle w:val="BodyText"/>
+        <w:spacing w:before="0" w:after="0"/>
       </w:pPr>
       <w:r>
         <w:rPr>
@@ -8301,6 +8333,14 @@
       <w:tblPr>
         <w:tblStyle w:val="Table"/>
         <w:tblW w:type="auto" w:w="0"/>
+        <w:tblBorders>
+          <w:top w:val="single" w:sz="12" w:space="0" w:color="000000"/>
+          <w:left w:val="none" w:sz="0" w:space="0" w:color="auto"/>
+          <w:bottom w:val="single" w:sz="12" w:space="0" w:color="000000"/>
+          <w:right w:val="none" w:sz="0" w:space="0" w:color="auto"/>
+          <w:insideH w:val="none" w:sz="0" w:space="0" w:color="auto"/>
+          <w:insideV w:val="none" w:sz="0" w:space="0" w:color="auto"/>
+        </w:tblBorders>
         <w:tblLook w:firstRow="1" w:lastRow="0" w:firstColumn="0" w:lastColumn="0" w:noHBand="0" w:noVBand="0" w:val="0020"/>
       </w:tblPr>
       <w:tblGrid>
@@ -8315,7 +8355,11 @@
           <w:tblHeader w:val="on"/>
         </w:trPr>
         <w:tc>
-          <w:tcPr/>
+          <w:tcPr>
+            <w:tcBorders>
+              <w:bottom w:val="single" w:sz="8" w:space="0" w:color="000000"/>
+            </w:tcBorders>
+          </w:tcPr>
           <w:p>
             <w:pPr>
               <w:pStyle w:val="Compact"/>
@@ -8338,7 +8382,11 @@
           </w:p>
         </w:tc>
         <w:tc>
-          <w:tcPr/>
+          <w:tcPr>
+            <w:tcBorders>
+              <w:bottom w:val="single" w:sz="8" w:space="0" w:color="000000"/>
+            </w:tcBorders>
+          </w:tcPr>
           <w:p>
             <w:pPr>
               <w:pStyle w:val="Compact"/>
@@ -8354,7 +8402,11 @@
           </w:p>
         </w:tc>
         <w:tc>
-          <w:tcPr/>
+          <w:tcPr>
+            <w:tcBorders>
+              <w:bottom w:val="single" w:sz="8" w:space="0" w:color="000000"/>
+            </w:tcBorders>
+          </w:tcPr>
           <w:p>
             <w:pPr>
               <w:pStyle w:val="Compact"/>
@@ -8370,7 +8422,11 @@
           </w:p>
         </w:tc>
         <w:tc>
-          <w:tcPr/>
+          <w:tcPr>
+            <w:tcBorders>
+              <w:bottom w:val="single" w:sz="8" w:space="0" w:color="000000"/>
+            </w:tcBorders>
+          </w:tcPr>
           <w:p>
             <w:pPr>
               <w:pStyle w:val="Compact"/>
@@ -8386,7 +8442,11 @@
           </w:p>
         </w:tc>
         <w:tc>
-          <w:tcPr/>
+          <w:tcPr>
+            <w:tcBorders>
+              <w:bottom w:val="single" w:sz="8" w:space="0" w:color="000000"/>
+            </w:tcBorders>
+          </w:tcPr>
           <w:p>
             <w:pPr>
               <w:pStyle w:val="Compact"/>
@@ -9017,6 +9077,7 @@
     <w:p>
       <w:pPr>
         <w:pStyle w:val="BodyText"/>
+        <w:spacing w:before="0" w:after="0"/>
       </w:pPr>
       <w:r>
         <w:rPr>
@@ -9046,6 +9107,7 @@
     <w:p>
       <w:pPr>
         <w:pStyle w:val="BodyText"/>
+        <w:spacing w:before="0" w:after="0"/>
       </w:pPr>
       <w:r>
         <w:rPr>
@@ -9063,6 +9125,7 @@
     <w:p>
       <w:pPr>
         <w:pStyle w:val="BodyText"/>
+        <w:spacing w:before="0" w:after="0"/>
       </w:pPr>
       <w:r>
         <w:rPr>
@@ -9216,6 +9279,7 @@
     <w:p>
       <w:pPr>
         <w:pStyle w:val="BodyText"/>
+        <w:spacing w:before="0" w:after="0"/>
       </w:pPr>
       <w:r>
         <w:rPr>
@@ -9378,8 +9442,8 @@
     <w:p>
       <w:pPr>
         <w:pStyle w:val="FirstParagraph"/>
+        <w:spacing w:before="0" w:after="0"/>
         <w:ind w:left="480" w:hanging="480"/>
-        <w:spacing w:after="0"/>
       </w:pPr>
       <w:r>
         <w:rPr>
@@ -9644,8 +9708,8 @@
     <w:p>
       <w:pPr>
         <w:pStyle w:val="FirstParagraph"/>
+        <w:spacing w:before="0" w:after="0"/>
         <w:ind w:left="480" w:hanging="480"/>
-        <w:spacing w:before="0" w:after="0"/>
       </w:pPr>
       <w:r>
         <w:rPr>
@@ -9754,8 +9818,8 @@
     <w:p>
       <w:pPr>
         <w:pStyle w:val="FirstParagraph"/>
+        <w:spacing w:before="0" w:after="0"/>
         <w:ind w:left="480" w:hanging="480"/>
-        <w:spacing w:before="0" w:after="0"/>
       </w:pPr>
       <w:r>
         <w:rPr>
@@ -9867,8 +9931,8 @@
     <w:p>
       <w:pPr>
         <w:pStyle w:val="FirstParagraph"/>
+        <w:spacing w:before="0" w:after="0"/>
         <w:ind w:left="480" w:hanging="480"/>
-        <w:spacing w:before="0" w:after="0"/>
       </w:pPr>
       <w:r>
         <w:rPr>
@@ -9989,8 +10053,8 @@
     <w:p>
       <w:pPr>
         <w:pStyle w:val="FirstParagraph"/>
+        <w:spacing w:before="0" w:after="0"/>
         <w:ind w:left="480" w:hanging="480"/>
-        <w:spacing w:before="0" w:after="180"/>
       </w:pPr>
       <w:r>
         <w:rPr>
@@ -10379,8 +10443,8 @@
     <w:p>
       <w:pPr>
         <w:pStyle w:val="FirstParagraph"/>
+        <w:spacing w:before="0" w:after="0"/>
         <w:ind w:left="480" w:hanging="480"/>
-        <w:spacing w:after="0"/>
       </w:pPr>
       <w:r>
         <w:rPr>
@@ -10584,8 +10648,8 @@
     <w:p>
       <w:pPr>
         <w:pStyle w:val="FirstParagraph"/>
+        <w:spacing w:before="0" w:after="0"/>
         <w:ind w:left="480" w:hanging="480"/>
-        <w:spacing w:before="0" w:after="0"/>
       </w:pPr>
       <w:r>
         <w:rPr>
@@ -10691,8 +10755,8 @@
     <w:p>
       <w:pPr>
         <w:pStyle w:val="FirstParagraph"/>
+        <w:spacing w:before="0" w:after="0"/>
         <w:ind w:left="480" w:hanging="480"/>
-        <w:spacing w:before="0" w:after="0"/>
       </w:pPr>
       <w:r>
         <w:rPr>
@@ -10798,8 +10862,8 @@
     <w:p>
       <w:pPr>
         <w:pStyle w:val="FirstParagraph"/>
+        <w:spacing w:before="0" w:after="0"/>
         <w:ind w:left="480" w:hanging="480"/>
-        <w:spacing w:before="0" w:after="0"/>
       </w:pPr>
       <w:r>
         <w:rPr>
@@ -10905,8 +10969,8 @@
     <w:p>
       <w:pPr>
         <w:pStyle w:val="FirstParagraph"/>
+        <w:spacing w:before="0" w:after="0"/>
         <w:ind w:left="480" w:hanging="480"/>
-        <w:spacing w:before="0" w:after="180"/>
       </w:pPr>
       <w:r>
         <w:rPr>
@@ -12781,8 +12845,8 @@
     <w:p>
       <w:pPr>
         <w:pStyle w:val="FirstParagraph"/>
+        <w:spacing w:before="0" w:after="0"/>
         <w:ind w:left="480" w:hanging="480"/>
-        <w:spacing w:after="0"/>
       </w:pPr>
       <w:r>
         <w:rPr>
@@ -13002,8 +13066,8 @@
     <w:p>
       <w:pPr>
         <w:pStyle w:val="FirstParagraph"/>
+        <w:spacing w:before="0" w:after="0"/>
         <w:ind w:left="480" w:hanging="480"/>
-        <w:spacing w:before="0" w:after="0"/>
       </w:pPr>
       <w:r>
         <w:rPr>
@@ -13268,8 +13332,8 @@
     <w:p>
       <w:pPr>
         <w:pStyle w:val="FirstParagraph"/>
+        <w:spacing w:before="0" w:after="0"/>
         <w:ind w:left="480" w:hanging="480"/>
-        <w:spacing w:before="0" w:after="0"/>
       </w:pPr>
       <w:r>
         <w:rPr>
@@ -13537,8 +13601,8 @@
     <w:p>
       <w:pPr>
         <w:pStyle w:val="FirstParagraph"/>
+        <w:spacing w:before="0" w:after="0"/>
         <w:ind w:left="480" w:hanging="480"/>
-        <w:spacing w:before="0" w:after="180"/>
       </w:pPr>
       <w:r>
         <w:rPr>
@@ -20671,7 +20735,7 @@
     <ns0:rPr>
       <ns0:rFonts ns0:ascii="Times New Roman" ns0:cs="Times New Roman" ns0:eastAsia="SimHei" ns0:hAnsi="Times New Roman"/>
       <ns0:b/>
-      <ns0:color ns0:val="17324D"/>
+      <ns0:color ns0:val="000000"/>
       <ns0:sz ns0:val="44"/>
       <ns0:szCs ns0:val="56"/>
     </ns0:rPr>
@@ -20813,7 +20877,7 @@
     <ns0:rPr>
       <ns0:rFonts ns0:ascii="Times New Roman" ns0:cs="Times New Roman" ns0:eastAsia="SimHei" ns0:hAnsi="Times New Roman"/>
       <ns0:b/>
-      <ns0:color ns0:val="17324D"/>
+      <ns0:color ns0:val="000000"/>
       <ns0:sz ns0:val="32"/>
       <ns0:szCs ns0:val="40"/>
     </ns0:rPr>
@@ -20837,7 +20901,7 @@
     <ns0:rPr>
       <ns0:rFonts ns0:ascii="Times New Roman" ns0:cs="Times New Roman" ns0:eastAsia="SimHei" ns0:hAnsi="Times New Roman"/>
       <ns0:b/>
-      <ns0:color ns0:val="17324D"/>
+      <ns0:color ns0:val="000000"/>
       <ns0:sz ns0:val="28"/>
       <ns0:szCs ns0:val="32"/>
     </ns0:rPr>
@@ -20861,7 +20925,7 @@
     <ns0:rPr>
       <ns0:rFonts ns0:ascii="Times New Roman" ns0:cs="Times New Roman" ns0:eastAsia="SimHei" ns0:hAnsi="Times New Roman"/>
       <ns0:b/>
-      <ns0:color ns0:val="17324D"/>
+      <ns0:color ns0:val="000000"/>
       <ns0:sz ns0:val="25"/>
       <ns0:szCs ns0:val="28"/>
     </ns0:rPr>
